--- a/images/blogs/24-04-26/📝 Why Printed Price and Actual Price Differ in Pakistan.docx
+++ b/images/blogs/24-04-26/📝 Why Printed Price and Actual Price Differ in Pakistan.docx
@@ -4,18 +4,54 @@
   <w:body>
     <w:p>
       <w:pPr>
+        <w:pStyle w:val="Heading1"/>
+      </w:pPr>
+      <w:r>
+        <w:rPr>
+          <w:rFonts w:ascii="Segoe UI Symbol" w:hAnsi="Segoe UI Symbol" w:cs="Segoe UI Symbol"/>
+        </w:rPr>
+        <w:t>✏</w:t>
+      </w:r>
+      <w:r>
+        <w:rPr>
+          <w:rFonts w:ascii="Calibri Light" w:hAnsi="Calibri Light" w:cs="Calibri Light"/>
+        </w:rPr>
+        <w:t>️</w:t>
+      </w:r>
+      <w:r>
+        <w:t xml:space="preserve"> Short Description</w:t>
+      </w:r>
+    </w:p>
+    <w:p>
+      <w:pPr>
+        <w:pStyle w:val="NormalWeb"/>
+      </w:pPr>
+      <w:r>
+        <w:t xml:space="preserve">In Pakistan, many consumers notice a difference between the </w:t>
+      </w:r>
+      <w:r>
+        <w:rPr>
+          <w:rStyle w:val="Strong"/>
+        </w:rPr>
+        <w:t>price printed on packaging (MRP)</w:t>
+      </w:r>
+      <w:r>
+        <w:t xml:space="preserve"> and the </w:t>
+      </w:r>
+      <w:r>
+        <w:rPr>
+          <w:rStyle w:val="Strong"/>
+        </w:rPr>
+        <w:t>actual price charged in stores</w:t>
+      </w:r>
+      <w:r>
+        <w:t>. This happens due to changing market conditions, inflation, and additional retail costs. Understanding this difference helps buyers make smarter and more informed purchasing decisions.</w:t>
+      </w:r>
+    </w:p>
+    <w:p>
+      <w:pPr>
         <w:spacing w:before="100" w:beforeAutospacing="1" w:after="100" w:afterAutospacing="1" w:line="240" w:lineRule="auto"/>
         <w:outlineLvl w:val="0"/>
-        <w:rPr>
-          <w:rFonts w:ascii="Times New Roman" w:eastAsia="Times New Roman" w:hAnsi="Times New Roman" w:cs="Times New Roman"/>
-          <w:b/>
-          <w:bCs/>
-          <w:kern w:val="36"/>
-          <w:sz w:val="48"/>
-          <w:szCs w:val="48"/>
-        </w:rPr>
-      </w:pPr>
-      <w:r>
         <w:rPr>
           <w:rFonts w:ascii="Segoe UI Symbol" w:eastAsia="Times New Roman" w:hAnsi="Segoe UI Symbol" w:cs="Segoe UI Symbol"/>
           <w:b/>
@@ -24,9 +60,14 @@
           <w:sz w:val="48"/>
           <w:szCs w:val="48"/>
         </w:rPr>
-        <w:t>📝</w:t>
-      </w:r>
-      <w:r>
+      </w:pPr>
+      <w:bookmarkStart w:id="0" w:name="_GoBack"/>
+      <w:bookmarkEnd w:id="0"/>
+    </w:p>
+    <w:p>
+      <w:pPr>
+        <w:spacing w:before="100" w:beforeAutospacing="1" w:after="100" w:afterAutospacing="1" w:line="240" w:lineRule="auto"/>
+        <w:outlineLvl w:val="0"/>
         <w:rPr>
           <w:rFonts w:ascii="Times New Roman" w:eastAsia="Times New Roman" w:hAnsi="Times New Roman" w:cs="Times New Roman"/>
           <w:b/>
@@ -35,6 +76,27 @@
           <w:sz w:val="48"/>
           <w:szCs w:val="48"/>
         </w:rPr>
+      </w:pPr>
+      <w:r>
+        <w:rPr>
+          <w:rFonts w:ascii="Segoe UI Symbol" w:eastAsia="Times New Roman" w:hAnsi="Segoe UI Symbol" w:cs="Segoe UI Symbol"/>
+          <w:b/>
+          <w:bCs/>
+          <w:kern w:val="36"/>
+          <w:sz w:val="48"/>
+          <w:szCs w:val="48"/>
+        </w:rPr>
+        <w:t>📝</w:t>
+      </w:r>
+      <w:r>
+        <w:rPr>
+          <w:rFonts w:ascii="Times New Roman" w:eastAsia="Times New Roman" w:hAnsi="Times New Roman" w:cs="Times New Roman"/>
+          <w:b/>
+          <w:bCs/>
+          <w:kern w:val="36"/>
+          <w:sz w:val="48"/>
+          <w:szCs w:val="48"/>
+        </w:rPr>
         <w:t xml:space="preserve"> Blog: Why Printed Price and Actual Price Differ in Pakistan</w:t>
       </w:r>
     </w:p>
@@ -182,10 +244,7 @@
         <w:t xml:space="preserve"> across different stores. Always check the printed price, ask for receipts, and prefer reliable sellers. By being aware and cautious, buyers can avoid overpaying and make smarter purchasing decisions in a rapidly changing market.</w:t>
       </w:r>
     </w:p>
-    <w:p>
-      <w:bookmarkStart w:id="0" w:name="_GoBack"/>
-      <w:bookmarkEnd w:id="0"/>
-    </w:p>
+    <w:p/>
     <w:sectPr>
       <w:pgSz w:w="12240" w:h="15840"/>
       <w:pgMar w:top="1440" w:right="1440" w:bottom="1440" w:left="1440" w:header="720" w:footer="720" w:gutter="0"/>
